--- a/generated/sources/systems/planning/sop_minutes/2026-10-19_SOP_FW26_minutes.docx
+++ b/generated/sources/systems/planning/sop_minutes/2026-10-19_SOP_FW26_minutes.docx
@@ -39,7 +39,7 @@
         <w:pStyle w:val="Heading2"/>
       </w:pPr>
       <w:r>
-        <w:t>1. MAIRE nero – arrivato</w:t>
+        <w:t>1. AUREA nero – arrivato</w:t>
       </w:r>
     </w:p>
     <w:p>
@@ -86,7 +86,7 @@
         <w:pStyle w:val="Heading2"/>
       </w:pPr>
       <w:r>
-        <w:t>2. ILVARO rosa</w:t>
+        <w:t>2. IRIDIA rosa</w:t>
       </w:r>
     </w:p>
     <w:p>
@@ -153,7 +153,7 @@
         <w:pStyle w:val="Heading2"/>
       </w:pPr>
       <w:r>
-        <w:t>3. ILVARO nero</w:t>
+        <w:t>3. IRIDIA nero</w:t>
       </w:r>
     </w:p>
     <w:p>
@@ -177,7 +177,7 @@
         <w:pStyle w:val="ListBullet"/>
       </w:pPr>
       <w:r>
-        <w:t>Prima neve a Monaco 14/10, vendite heavy esplose MUN01/ZRH01/BER01/GVA01/AMS01/CPH01. Alcune taglie a zero su MONTGENEVRE/KARAKORUM. IBT da BER01 a MUN01 fatto.</w:t>
+        <w:t>Prima neve a Monaco 14/10, vendite heavy esplose MUN01/ZRH01/BER01/GVA01/AMS01/CPH01. Alcune taglie a zero su MONTELUCE/COSIMO. IBT da BER01 a MUN01 fatto.</w:t>
       </w:r>
     </w:p>
     <w:p>
@@ -185,7 +185,7 @@
         <w:pStyle w:val="Heading2"/>
       </w:pPr>
       <w:r>
-        <w:t>5. TIB</w:t>
+        <w:t>5. VEL</w:t>
       </w:r>
     </w:p>
     <w:p>
@@ -201,7 +201,7 @@
         <w:pStyle w:val="Heading2"/>
       </w:pPr>
       <w:r>
-        <w:t>6. POLARIS</w:t>
+        <w:t>6. ASTRA</w:t>
       </w:r>
     </w:p>
     <w:p>
@@ -225,7 +225,7 @@
         <w:pStyle w:val="ListBullet"/>
       </w:pPr>
       <w:r>
-        <w:t>LOGO CARDIGAN M: fornitore conferma 60% il 30/10 e 40% il 06/11. MIL01 a zero da giovedì 08/10, IBT da Rinascente approvato ma non ancora uscito.</w:t>
+        <w:t>VLOGO CARDIGAN M: fornitore conferma 60% il 30/10 e 40% il 06/11. MIL01 a zero da giovedì 08/10, IBT da Rinascente approvato ma non ancora uscito.</w:t>
       </w:r>
     </w:p>
     <w:p>
@@ -233,7 +233,7 @@
         <w:pStyle w:val="ListBullet"/>
       </w:pPr>
       <w:r>
-        <w:t>AMBRINE marrone 0-2: PO 4500222090 confermato 10/11.</w:t>
+        <w:t>AMALIA marrone 0-2: PO 4500222090 confermato 10/11.</w:t>
       </w:r>
     </w:p>
     <w:p>
@@ -241,7 +241,7 @@
         <w:pStyle w:val="ListBullet"/>
       </w:pPr>
       <w:r>
-        <w:t>Giappone: corsa agli acquisti prima dell'aumento del 1/11, icone (MAYA, MAIRE) molto forti da 12/10.</w:t>
+        <w:t>Giappone: corsa agli acquisti prima dell'aumento del 1/11, icone (NOVA, AUREA) molto forti da 12/10.</w:t>
       </w:r>
     </w:p>
     <w:p>
@@ -474,7 +474,7 @@
           </w:tcPr>
           <w:p>
             <w:r>
-              <w:t>Regola TIB 2607 in negozio</w:t>
+              <w:t>Regola VEL 2607 in negozio</w:t>
             </w:r>
           </w:p>
         </w:tc>
@@ -516,7 +516,7 @@
           </w:tcPr>
           <w:p>
             <w:r>
-              <w:t>Sollecito 8D TIB</w:t>
+              <w:t>Sollecito 8D VEL</w:t>
             </w:r>
           </w:p>
         </w:tc>
